--- a/docs/convenio-tv-atalaia.docx
+++ b/docs/convenio-tv-atalaia.docx
@@ -546,7 +546,31 @@
           <w:sz w:val="24"/>
           <w:szCs w:val="24"/>
         </w:rPr>
-        <w:t xml:space="preserve">fornecer à TV Atalaia a metodologia, ficha técnica, estatístico responsável (com CONRE), nome do contratante, valor, período de coleta e demais informações exigidas pelo art. 33 da Lei 9.504/1997, para inclusão na reportagem.</w:t>
+        <w:t xml:space="preserve">fornecer à TV Atalaia a metodologia, ficha técnica, estatístico responsável (com CONRE), nome do contratante, valor, período de coleta e demais informações exigidas pelo art. 33 da Lei 9.504/1997, para inclusão na reportagem;</w:t>
+      </w:r>
+    </w:p>
+    <w:p>
+      <w:pPr>
+        <w:spacing w:after="120" w:line="320"/>
+        <w:jc w:val="both"/>
+      </w:pPr>
+      <w:r>
+        <w:rPr>
+          <w:rFonts w:ascii="Times New Roman" w:cs="Times New Roman" w:eastAsia="Times New Roman" w:hAnsi="Times New Roman"/>
+          <w:b/>
+          <w:bCs/>
+          <w:sz w:val="24"/>
+          <w:szCs w:val="24"/>
+        </w:rPr>
+        <w:t xml:space="preserve">VII. </w:t>
+      </w:r>
+      <w:r>
+        <w:rPr>
+          <w:rFonts w:ascii="Times New Roman" w:cs="Times New Roman" w:eastAsia="Times New Roman" w:hAnsi="Times New Roman"/>
+          <w:sz w:val="24"/>
+          <w:szCs w:val="24"/>
+        </w:rPr>
+        <w:t xml:space="preserve">encaminhar ao Tribunal Regional Eleitoral de Sergipe, em até 3 (três) dias úteis após a divulgação no telejornal, o relatório complementar previsto no § 7º-A do art. 2º da Resolução TSE nº 23.747/2026, contendo os resultados numéricos consolidados, a composição da amostra final por município, gênero, faixa etária, grau de instrução e nível econômico, e demais elementos exigidos para fins de auditoria e fiscalização eleitoral — sendo cópia disponibilizada à TV Atalaia para arquivo editorial mediante solicitação.</w:t>
       </w:r>
     </w:p>
     <w:p>

--- a/docs/convenio-tv-atalaia.docx
+++ b/docs/convenio-tv-atalaia.docx
@@ -149,25 +149,25 @@
           <w:sz w:val="24"/>
           <w:szCs w:val="24"/>
         </w:rPr>
-        <w:t xml:space="preserve">sociedade empresária limitada, inscrita no CNPJ sob o nº 13.079.397/0001-09, com sede na Rua Cláudio Batista, 122, Santo Antônio, Aracaju/SE — CEP 49.060-100, dedicada à atividade de televisão aberta (CNAE 6021-7/00), afiliada à Record TV no Estado de Sergipe, neste ato representada por seu(sua) Diretor(a)-Geral, Sr(a). </w:t>
-      </w:r>
-      <w:r>
-        <w:rPr>
-          <w:rFonts w:ascii="Times New Roman" w:cs="Times New Roman" w:eastAsia="Times New Roman" w:hAnsi="Times New Roman"/>
-          <w:b/>
-          <w:bCs/>
-          <w:sz w:val="24"/>
-          <w:szCs w:val="24"/>
-        </w:rPr>
-        <w:t xml:space="preserve">_____________________________________</w:t>
-      </w:r>
-      <w:r>
-        <w:rPr>
-          <w:rFonts w:ascii="Times New Roman" w:cs="Times New Roman" w:eastAsia="Times New Roman" w:hAnsi="Times New Roman"/>
-          <w:sz w:val="24"/>
-          <w:szCs w:val="24"/>
-        </w:rPr>
-        <w:t xml:space="preserve">, inscrito(a) no CPF sob o nº ________________________, doravante denominada </w:t>
+        <w:t xml:space="preserve">sociedade empresária limitada, inscrita no CNPJ sob o nº 13.079.397/0001-09, com sede na Rua Cláudio Batista, 122, Santo Antônio, Aracaju/SE — CEP 49.060-100, dedicada à atividade de televisão aberta (CNAE 6021-7/00), afiliada à Record TV no Estado de Sergipe, neste ato representada por seu Diretor-Geral, </w:t>
+      </w:r>
+      <w:r>
+        <w:rPr>
+          <w:rFonts w:ascii="Times New Roman" w:cs="Times New Roman" w:eastAsia="Times New Roman" w:hAnsi="Times New Roman"/>
+          <w:b/>
+          <w:bCs/>
+          <w:sz w:val="24"/>
+          <w:szCs w:val="24"/>
+        </w:rPr>
+        <w:t xml:space="preserve">Sr. Walter do Prado Franco</w:t>
+      </w:r>
+      <w:r>
+        <w:rPr>
+          <w:rFonts w:ascii="Times New Roman" w:cs="Times New Roman" w:eastAsia="Times New Roman" w:hAnsi="Times New Roman"/>
+          <w:sz w:val="24"/>
+          <w:szCs w:val="24"/>
+        </w:rPr>
+        <w:t xml:space="preserve">, inscrito no CPF sob o nº 003.685.395-04, doravante denominada </w:t>
       </w:r>
       <w:r>
         <w:rPr>
@@ -1334,7 +1334,7 @@
           <w:sz w:val="24"/>
           <w:szCs w:val="24"/>
         </w:rPr>
-        <w:t xml:space="preserve">Rua Cláudio Batista, 122, Santo Antônio, Aracaju/SE — CEP 49.060-100 · e-mail: ________________________________________</w:t>
+        <w:t xml:space="preserve">Rua Cláudio Batista, 122, Santo Antônio, Aracaju/SE — CEP 49.060-100 · e-mail: amalta@sisatalaia.com.br</w:t>
       </w:r>
     </w:p>
     <w:p>
@@ -1586,7 +1586,7 @@
           <w:sz w:val="24"/>
           <w:szCs w:val="24"/>
         </w:rPr>
-        <w:t xml:space="preserve">[NOME COMPLETO DO REPRESENTANTE LEGAL]</w:t>
+        <w:t xml:space="preserve">WALTER DO PRADO FRANCO</w:t>
       </w:r>
     </w:p>
     <w:p>
@@ -1600,7 +1600,7 @@
           <w:sz w:val="24"/>
           <w:szCs w:val="24"/>
         </w:rPr>
-        <w:t xml:space="preserve">Diretor(a)-Geral · Televisão Atalaia Ltda</w:t>
+        <w:t xml:space="preserve">Diretor-Geral · Televisão Atalaia Ltda</w:t>
       </w:r>
     </w:p>
     <w:p>
@@ -1614,7 +1614,7 @@
           <w:sz w:val="24"/>
           <w:szCs w:val="24"/>
         </w:rPr>
-        <w:t xml:space="preserve">CPF ________________________</w:t>
+        <w:t xml:space="preserve">CPF 003.685.395-04</w:t>
       </w:r>
     </w:p>
     <w:p>

--- a/docs/convenio-tv-atalaia.docx
+++ b/docs/convenio-tv-atalaia.docx
@@ -373,7 +373,207 @@
           <w:sz w:val="24"/>
           <w:szCs w:val="24"/>
         </w:rPr>
-        <w:t xml:space="preserve">O presente convênio tem por objeto a cooperação entre CDL Aracaju e TV Atalaia para divulgação ao vivo, em telejornal de alcance estadual, dos resultados da Pesquisa Sergipe 2026, em formato que garanta o direito à informação dos eleitores sergipanos, com presença simultânea de representante editorial da TV Atalaia e do Presidente da CDL Aracaju ou, na sua impossibilidade, de seu suplente formalmente designado.</w:t>
+        <w:t xml:space="preserve">O presente convênio tem por objeto a cooperação entre CDL Aracaju e TV Atalaia para a divulgação ao vivo, em telejornal de alcance estadual da TV Atalaia, exibido no dia 3 de setembro de 2026, dos resultados da </w:t>
+      </w:r>
+      <w:r>
+        <w:rPr>
+          <w:rFonts w:ascii="Times New Roman" w:cs="Times New Roman" w:eastAsia="Times New Roman" w:hAnsi="Times New Roman"/>
+          <w:b/>
+          <w:bCs/>
+          <w:sz w:val="24"/>
+          <w:szCs w:val="24"/>
+        </w:rPr>
+        <w:t xml:space="preserve">1ª (primeira) edição da Pesquisa Sergipe 2026 referente ao 1º turno</w:t>
+      </w:r>
+      <w:r>
+        <w:rPr>
+          <w:rFonts w:ascii="Times New Roman" w:cs="Times New Roman" w:eastAsia="Times New Roman" w:hAnsi="Times New Roman"/>
+          <w:sz w:val="24"/>
+          <w:szCs w:val="24"/>
+        </w:rPr>
+        <w:t xml:space="preserve"> das Eleições 2026, com coleta de campo realizada nos dias </w:t>
+      </w:r>
+      <w:r>
+        <w:rPr>
+          <w:rFonts w:ascii="Times New Roman" w:cs="Times New Roman" w:eastAsia="Times New Roman" w:hAnsi="Times New Roman"/>
+          <w:b/>
+          <w:bCs/>
+          <w:sz w:val="24"/>
+          <w:szCs w:val="24"/>
+        </w:rPr>
+        <w:t xml:space="preserve">1 e 2 de setembro de 2026</w:t>
+      </w:r>
+      <w:r>
+        <w:rPr>
+          <w:rFonts w:ascii="Times New Roman" w:cs="Times New Roman" w:eastAsia="Times New Roman" w:hAnsi="Times New Roman"/>
+          <w:sz w:val="24"/>
+          <w:szCs w:val="24"/>
+        </w:rPr>
+        <w:t xml:space="preserve">.</w:t>
+      </w:r>
+    </w:p>
+    <w:p>
+      <w:pPr>
+        <w:spacing w:after="120" w:line="320"/>
+        <w:jc w:val="both"/>
+      </w:pPr>
+      <w:r>
+        <w:rPr>
+          <w:rFonts w:ascii="Times New Roman" w:cs="Times New Roman" w:eastAsia="Times New Roman" w:hAnsi="Times New Roman"/>
+          <w:sz w:val="24"/>
+          <w:szCs w:val="24"/>
+        </w:rPr>
+        <w:t xml:space="preserve">A cooperação observará formato que garanta o direito à informação dos eleitores sergipanos, com presença simultânea de representante editorial da TV Atalaia e do Presidente da CDL Aracaju ou, na sua impossibilidade, de seu suplente formalmente designado.</w:t>
+      </w:r>
+    </w:p>
+    <w:p>
+      <w:pPr>
+        <w:spacing w:after="120" w:line="320"/>
+        <w:jc w:val="both"/>
+      </w:pPr>
+      <w:r>
+        <w:rPr>
+          <w:rFonts w:ascii="Times New Roman" w:cs="Times New Roman" w:eastAsia="Times New Roman" w:hAnsi="Times New Roman"/>
+          <w:b/>
+          <w:bCs/>
+          <w:sz w:val="24"/>
+          <w:szCs w:val="24"/>
+        </w:rPr>
+        <w:t xml:space="preserve">Cronograma vinculado a este convênio:</w:t>
+      </w:r>
+    </w:p>
+    <w:p>
+      <w:pPr>
+        <w:spacing w:after="120" w:line="320"/>
+        <w:jc w:val="both"/>
+      </w:pPr>
+      <w:r>
+        <w:rPr>
+          <w:rFonts w:ascii="Times New Roman" w:cs="Times New Roman" w:eastAsia="Times New Roman" w:hAnsi="Times New Roman"/>
+          <w:b/>
+          <w:bCs/>
+          <w:sz w:val="24"/>
+          <w:szCs w:val="24"/>
+        </w:rPr>
+        <w:t xml:space="preserve">a. </w:t>
+      </w:r>
+      <w:r>
+        <w:rPr>
+          <w:rFonts w:ascii="Times New Roman" w:cs="Times New Roman" w:eastAsia="Times New Roman" w:hAnsi="Times New Roman"/>
+          <w:sz w:val="24"/>
+          <w:szCs w:val="24"/>
+        </w:rPr>
+        <w:t xml:space="preserve">coleta de campo (votação): 1 e 2 de setembro de 2026;</w:t>
+      </w:r>
+    </w:p>
+    <w:p>
+      <w:pPr>
+        <w:spacing w:after="120" w:line="320"/>
+        <w:jc w:val="both"/>
+      </w:pPr>
+      <w:r>
+        <w:rPr>
+          <w:rFonts w:ascii="Times New Roman" w:cs="Times New Roman" w:eastAsia="Times New Roman" w:hAnsi="Times New Roman"/>
+          <w:b/>
+          <w:bCs/>
+          <w:sz w:val="24"/>
+          <w:szCs w:val="24"/>
+        </w:rPr>
+        <w:t xml:space="preserve">b. </w:t>
+      </w:r>
+      <w:r>
+        <w:rPr>
+          <w:rFonts w:ascii="Times New Roman" w:cs="Times New Roman" w:eastAsia="Times New Roman" w:hAnsi="Times New Roman"/>
+          <w:sz w:val="24"/>
+          <w:szCs w:val="24"/>
+        </w:rPr>
+        <w:t xml:space="preserve">entrega dos números à TV Atalaia, sob embargo: até 4 (quatro) horas antes do telejornal de 3 de setembro de 2026;</w:t>
+      </w:r>
+    </w:p>
+    <w:p>
+      <w:pPr>
+        <w:spacing w:after="120" w:line="320"/>
+        <w:jc w:val="both"/>
+      </w:pPr>
+      <w:r>
+        <w:rPr>
+          <w:rFonts w:ascii="Times New Roman" w:cs="Times New Roman" w:eastAsia="Times New Roman" w:hAnsi="Times New Roman"/>
+          <w:b/>
+          <w:bCs/>
+          <w:sz w:val="24"/>
+          <w:szCs w:val="24"/>
+        </w:rPr>
+        <w:t xml:space="preserve">c. </w:t>
+      </w:r>
+      <w:r>
+        <w:rPr>
+          <w:rFonts w:ascii="Times New Roman" w:cs="Times New Roman" w:eastAsia="Times New Roman" w:hAnsi="Times New Roman"/>
+          <w:sz w:val="24"/>
+          <w:szCs w:val="24"/>
+        </w:rPr>
+        <w:t xml:space="preserve">divulgação ao vivo no telejornal: 3 de setembro de 2026;</w:t>
+      </w:r>
+    </w:p>
+    <w:p>
+      <w:pPr>
+        <w:spacing w:after="120" w:line="320"/>
+        <w:jc w:val="both"/>
+      </w:pPr>
+      <w:r>
+        <w:rPr>
+          <w:rFonts w:ascii="Times New Roman" w:cs="Times New Roman" w:eastAsia="Times New Roman" w:hAnsi="Times New Roman"/>
+          <w:b/>
+          <w:bCs/>
+          <w:sz w:val="24"/>
+          <w:szCs w:val="24"/>
+        </w:rPr>
+        <w:t xml:space="preserve">d. </w:t>
+      </w:r>
+      <w:r>
+        <w:rPr>
+          <w:rFonts w:ascii="Times New Roman" w:cs="Times New Roman" w:eastAsia="Times New Roman" w:hAnsi="Times New Roman"/>
+          <w:sz w:val="24"/>
+          <w:szCs w:val="24"/>
+        </w:rPr>
+        <w:t xml:space="preserve">disponibilização pública em https://pesquisa.cdlaju.com.br/resultados: imediatamente após o anúncio no telejornal;</w:t>
+      </w:r>
+    </w:p>
+    <w:p>
+      <w:pPr>
+        <w:spacing w:after="120" w:line="320"/>
+        <w:jc w:val="both"/>
+      </w:pPr>
+      <w:r>
+        <w:rPr>
+          <w:rFonts w:ascii="Times New Roman" w:cs="Times New Roman" w:eastAsia="Times New Roman" w:hAnsi="Times New Roman"/>
+          <w:b/>
+          <w:bCs/>
+          <w:sz w:val="24"/>
+          <w:szCs w:val="24"/>
+        </w:rPr>
+        <w:t xml:space="preserve">e. </w:t>
+      </w:r>
+      <w:r>
+        <w:rPr>
+          <w:rFonts w:ascii="Times New Roman" w:cs="Times New Roman" w:eastAsia="Times New Roman" w:hAnsi="Times New Roman"/>
+          <w:sz w:val="24"/>
+          <w:szCs w:val="24"/>
+        </w:rPr>
+        <w:t xml:space="preserve">encaminhamento do relatório complementar ao TRE/SE: em até 3 (três) dias úteis após o telejornal.</w:t>
+      </w:r>
+    </w:p>
+    <w:p>
+      <w:pPr>
+        <w:spacing w:after="120" w:line="320"/>
+        <w:jc w:val="both"/>
+      </w:pPr>
+      <w:r>
+        <w:rPr>
+          <w:rFonts w:ascii="Times New Roman" w:cs="Times New Roman" w:eastAsia="Times New Roman" w:hAnsi="Times New Roman"/>
+          <w:sz w:val="24"/>
+          <w:szCs w:val="24"/>
+        </w:rPr>
+        <w:t xml:space="preserve">Eventual alteração no cronograma — incluindo postergação da exibição por motivo editorial ou ajuste técnico — dependerá de comunicação formal entre as partes com antecedência mínima de 48 (quarenta e oito) horas, preservadas a regularidade do registro PesqEle/TRE-SE e a observância de todos os prazos legais.</w:t>
       </w:r>
     </w:p>
     <w:p>
@@ -450,7 +650,7 @@
           <w:sz w:val="24"/>
           <w:szCs w:val="24"/>
         </w:rPr>
-        <w:t xml:space="preserve">disponibilizar à TV Atalaia, em ambiente seguro e com embargo jornalístico, os resultados consolidados (números, percentuais, margem de erro, recortes regionais e demográficos) com antecedência mínima de 24 (vinte e quatro) horas em relação ao horário do telejornal previsto, exclusivamente para fins de preparação editorial;</w:t>
+        <w:t xml:space="preserve">disponibilizar à TV Atalaia, em ambiente seguro e com embargo jornalístico, os resultados consolidados (números, percentuais, margem de erro, composição da amostra final por município, gênero, faixa etária, grau de instrução e nível econômico, e recortes regionais) com antecedência mínima de 4 (quatro) horas em relação ao horário do telejornal de 3 de setembro de 2026, exclusivamente para fins de preparação editorial. A entrega será feita em formato PDF assinado digitalmente pelo Presidente da CDL Aracaju, contendo carimbo de embargo;</w:t>
       </w:r>
     </w:p>
     <w:p>
@@ -522,7 +722,7 @@
           <w:sz w:val="24"/>
           <w:szCs w:val="24"/>
         </w:rPr>
-        <w:t xml:space="preserve">após o término do telejornal, disponibilizar imediatamente a íntegra dos resultados no portal https://pesquisa.cdlaju.com.br/resultados, em conformidade com o princípio da transparência (Resolução TSE 23.747/2026, art. 5º);</w:t>
+        <w:t xml:space="preserve">imediatamente após o anúncio dos resultados no telejornal da TV Atalaia, disponibilizar a íntegra dos números no portal https://pesquisa.cdlaju.com.br/resultados, em conformidade com o princípio da transparência (Resolução TSE 23.747/2026, art. 5º), encerrando-se nesse momento o embargo de que trata o inciso III;</w:t>
       </w:r>
     </w:p>
     <w:p>
@@ -623,7 +823,7 @@
           <w:sz w:val="24"/>
           <w:szCs w:val="24"/>
         </w:rPr>
-        <w:t xml:space="preserve">veicular a Pesquisa Sergipe 2026 em telejornal de horário nobre, com cobertura estadual, em data e horário previamente acordados entre as partes;</w:t>
+        <w:t xml:space="preserve">veicular a 1ª (primeira) edição da Pesquisa Sergipe 2026 referente ao 1º turno em telejornal de horário nobre, com cobertura estadual, na data de 3 de setembro de 2026, observado o cronograma da Cláusula 1ª;</w:t>
       </w:r>
     </w:p>
     <w:p>
@@ -907,7 +1107,68 @@
           <w:sz w:val="24"/>
           <w:szCs w:val="24"/>
         </w:rPr>
-        <w:t xml:space="preserve">Cláusula 5ª — Sigilo durante o embargo</w:t>
+        <w:t xml:space="preserve">Cláusula 5ª — Independência operacional e contratação de colaboradores</w:t>
+      </w:r>
+    </w:p>
+    <w:p>
+      <w:pPr>
+        <w:spacing w:after="120" w:line="320"/>
+        <w:jc w:val="both"/>
+      </w:pPr>
+      <w:r>
+        <w:rPr>
+          <w:rFonts w:ascii="Times New Roman" w:cs="Times New Roman" w:eastAsia="Times New Roman" w:hAnsi="Times New Roman"/>
+          <w:sz w:val="24"/>
+          <w:szCs w:val="24"/>
+        </w:rPr>
+        <w:t xml:space="preserve">A contratação, gestão, remuneração e supervisão de todos os colaboradores envolvidos na confecção da Pesquisa Sergipe 2026 — incluindo, sem limitação, entrevistadores, supervisores de campo, estatístico responsável, equipe de tecnologia, desenvolvedores de software, encarregado pelo tratamento de dados (DPO) e prestadores de serviço técnico — é de </w:t>
+      </w:r>
+      <w:r>
+        <w:rPr>
+          <w:rFonts w:ascii="Times New Roman" w:cs="Times New Roman" w:eastAsia="Times New Roman" w:hAnsi="Times New Roman"/>
+          <w:b/>
+          <w:bCs/>
+          <w:sz w:val="24"/>
+          <w:szCs w:val="24"/>
+        </w:rPr>
+        <w:t xml:space="preserve">responsabilidade exclusiva da CDL Aracaju</w:t>
+      </w:r>
+      <w:r>
+        <w:rPr>
+          <w:rFonts w:ascii="Times New Roman" w:cs="Times New Roman" w:eastAsia="Times New Roman" w:hAnsi="Times New Roman"/>
+          <w:sz w:val="24"/>
+          <w:szCs w:val="24"/>
+        </w:rPr>
+        <w:t xml:space="preserve">, sem qualquer participação, indicação, aprovação ou ingerência da TV Atalaia.</w:t>
+      </w:r>
+    </w:p>
+    <w:p>
+      <w:pPr>
+        <w:spacing w:after="120" w:line="320"/>
+        <w:jc w:val="both"/>
+      </w:pPr>
+      <w:r>
+        <w:rPr>
+          <w:rFonts w:ascii="Times New Roman" w:cs="Times New Roman" w:eastAsia="Times New Roman" w:hAnsi="Times New Roman"/>
+          <w:sz w:val="24"/>
+          <w:szCs w:val="24"/>
+        </w:rPr>
+        <w:t xml:space="preserve">A TV Atalaia atua exclusivamente como veículo jornalístico de divulgação dos resultados, não existindo entre as partes qualquer vínculo de subordinação, parceria operacional, compartilhamento de equipe ou corresponsabilidade na produção, na execução ou na metodologia da pesquisa. Eventual erro, omissão ou impugnação relativos ao trabalho dos colaboradores da pesquisa serão tratados exclusivamente pela CDL Aracaju, sem repercussão jurídica ou reputacional para a TV Atalaia.</w:t>
+      </w:r>
+    </w:p>
+    <w:p>
+      <w:pPr>
+        <w:spacing w:after="120" w:before="240"/>
+      </w:pPr>
+      <w:r>
+        <w:rPr>
+          <w:rFonts w:ascii="Times New Roman" w:cs="Times New Roman" w:eastAsia="Times New Roman" w:hAnsi="Times New Roman"/>
+          <w:b/>
+          <w:bCs/>
+          <w:sz w:val="24"/>
+          <w:szCs w:val="24"/>
+        </w:rPr>
+        <w:t xml:space="preserve">Cláusula 6ª — Sigilo durante o embargo</w:t>
       </w:r>
     </w:p>
     <w:p>
@@ -950,7 +1211,7 @@
           <w:sz w:val="24"/>
           <w:szCs w:val="24"/>
         </w:rPr>
-        <w:t xml:space="preserve">Cláusula 6ª — Marca, imagem e propriedade intelectual</w:t>
+        <w:t xml:space="preserve">Cláusula 7ª — Marca, imagem e propriedade intelectual</w:t>
       </w:r>
     </w:p>
     <w:p>
@@ -1061,7 +1322,7 @@
           <w:sz w:val="24"/>
           <w:szCs w:val="24"/>
         </w:rPr>
-        <w:t xml:space="preserve">Cláusula 7ª — Natureza não comercial</w:t>
+        <w:t xml:space="preserve">Cláusula 8ª — Natureza não comercial</w:t>
       </w:r>
     </w:p>
     <w:p>
@@ -1090,35 +1351,189 @@
           <w:sz w:val="24"/>
           <w:szCs w:val="24"/>
         </w:rPr>
-        <w:t xml:space="preserve">Cláusula 8ª — Vigência</w:t>
-      </w:r>
-    </w:p>
-    <w:p>
-      <w:pPr>
-        <w:spacing w:after="120" w:line="320"/>
-        <w:jc w:val="both"/>
-      </w:pPr>
-      <w:r>
-        <w:rPr>
-          <w:rFonts w:ascii="Times New Roman" w:cs="Times New Roman" w:eastAsia="Times New Roman" w:hAnsi="Times New Roman"/>
-          <w:sz w:val="24"/>
-          <w:szCs w:val="24"/>
-        </w:rPr>
-        <w:t xml:space="preserve">Este convênio entra em vigor na data de sua assinatura e vigorará até 31 de dezembro de 2026, abrangendo todas as edições (1º e eventual 2º turno) da Pesquisa Sergipe 2026.</w:t>
-      </w:r>
-    </w:p>
-    <w:p>
-      <w:pPr>
-        <w:spacing w:after="120" w:line="320"/>
-        <w:jc w:val="both"/>
-      </w:pPr>
-      <w:r>
-        <w:rPr>
-          <w:rFonts w:ascii="Times New Roman" w:cs="Times New Roman" w:eastAsia="Times New Roman" w:hAnsi="Times New Roman"/>
-          <w:sz w:val="24"/>
-          <w:szCs w:val="24"/>
-        </w:rPr>
-        <w:t xml:space="preserve">Caso a CDL Aracaju conduza pesquisas em ciclos eleitorais futuros, a renovação do convênio dependerá de manifestação expressa de ambas as partes, mediante termo aditivo.</w:t>
+        <w:t xml:space="preserve">Cláusula 9ª — Vigência</w:t>
+      </w:r>
+    </w:p>
+    <w:p>
+      <w:pPr>
+        <w:spacing w:after="120" w:line="320"/>
+        <w:jc w:val="both"/>
+      </w:pPr>
+      <w:r>
+        <w:rPr>
+          <w:rFonts w:ascii="Times New Roman" w:cs="Times New Roman" w:eastAsia="Times New Roman" w:hAnsi="Times New Roman"/>
+          <w:sz w:val="24"/>
+          <w:szCs w:val="24"/>
+        </w:rPr>
+        <w:t xml:space="preserve">Este convênio entra em vigor na data de sua assinatura e tem por objeto </w:t>
+      </w:r>
+      <w:r>
+        <w:rPr>
+          <w:rFonts w:ascii="Times New Roman" w:cs="Times New Roman" w:eastAsia="Times New Roman" w:hAnsi="Times New Roman"/>
+          <w:b/>
+          <w:bCs/>
+          <w:sz w:val="24"/>
+          <w:szCs w:val="24"/>
+        </w:rPr>
+        <w:t xml:space="preserve">exclusivamente</w:t>
+      </w:r>
+      <w:r>
+        <w:rPr>
+          <w:rFonts w:ascii="Times New Roman" w:cs="Times New Roman" w:eastAsia="Times New Roman" w:hAnsi="Times New Roman"/>
+          <w:sz w:val="24"/>
+          <w:szCs w:val="24"/>
+        </w:rPr>
+        <w:t xml:space="preserve"> a 1ª (primeira) edição da Pesquisa Sergipe 2026 referente ao 1º turno das Eleições 2026, com </w:t>
+      </w:r>
+      <w:r>
+        <w:rPr>
+          <w:rFonts w:ascii="Times New Roman" w:cs="Times New Roman" w:eastAsia="Times New Roman" w:hAnsi="Times New Roman"/>
+          <w:b/>
+          <w:bCs/>
+          <w:sz w:val="24"/>
+          <w:szCs w:val="24"/>
+        </w:rPr>
+        <w:t xml:space="preserve">coleta de campo nos dias 1 e 2 de setembro de 2026</w:t>
+      </w:r>
+      <w:r>
+        <w:rPr>
+          <w:rFonts w:ascii="Times New Roman" w:cs="Times New Roman" w:eastAsia="Times New Roman" w:hAnsi="Times New Roman"/>
+          <w:sz w:val="24"/>
+          <w:szCs w:val="24"/>
+        </w:rPr>
+        <w:t xml:space="preserve"> e </w:t>
+      </w:r>
+      <w:r>
+        <w:rPr>
+          <w:rFonts w:ascii="Times New Roman" w:cs="Times New Roman" w:eastAsia="Times New Roman" w:hAnsi="Times New Roman"/>
+          <w:b/>
+          <w:bCs/>
+          <w:sz w:val="24"/>
+          <w:szCs w:val="24"/>
+        </w:rPr>
+        <w:t xml:space="preserve">divulgação ao vivo no telejornal da TV Atalaia em 3 de setembro de 2026</w:t>
+      </w:r>
+      <w:r>
+        <w:rPr>
+          <w:rFonts w:ascii="Times New Roman" w:cs="Times New Roman" w:eastAsia="Times New Roman" w:hAnsi="Times New Roman"/>
+          <w:sz w:val="24"/>
+          <w:szCs w:val="24"/>
+        </w:rPr>
+        <w:t xml:space="preserve">, conforme cronograma da Cláusula 1ª.</w:t>
+      </w:r>
+    </w:p>
+    <w:p>
+      <w:pPr>
+        <w:spacing w:after="120" w:line="320"/>
+        <w:jc w:val="both"/>
+      </w:pPr>
+      <w:r>
+        <w:rPr>
+          <w:rFonts w:ascii="Times New Roman" w:cs="Times New Roman" w:eastAsia="Times New Roman" w:hAnsi="Times New Roman"/>
+          <w:sz w:val="24"/>
+          <w:szCs w:val="24"/>
+        </w:rPr>
+        <w:t xml:space="preserve">Esgotado o objeto — divulgação dessa 1ª edição no telejornal de 3 de setembro de 2026 e cumpridas as obrigações dela decorrentes (incluindo a remessa do relatório complementar ao TRE/SE prevista na Cláusula 2ª, VII) — o presente convênio </w:t>
+      </w:r>
+      <w:r>
+        <w:rPr>
+          <w:rFonts w:ascii="Times New Roman" w:cs="Times New Roman" w:eastAsia="Times New Roman" w:hAnsi="Times New Roman"/>
+          <w:b/>
+          <w:bCs/>
+          <w:sz w:val="24"/>
+          <w:szCs w:val="24"/>
+        </w:rPr>
+        <w:t xml:space="preserve">extingue-se automaticamente</w:t>
+      </w:r>
+      <w:r>
+        <w:rPr>
+          <w:rFonts w:ascii="Times New Roman" w:cs="Times New Roman" w:eastAsia="Times New Roman" w:hAnsi="Times New Roman"/>
+          <w:sz w:val="24"/>
+          <w:szCs w:val="24"/>
+        </w:rPr>
+        <w:t xml:space="preserve">, sem necessidade de denúncia prévia.</w:t>
+      </w:r>
+    </w:p>
+    <w:p>
+      <w:pPr>
+        <w:spacing w:after="120" w:line="320"/>
+        <w:jc w:val="both"/>
+      </w:pPr>
+      <w:r>
+        <w:rPr>
+          <w:rFonts w:ascii="Times New Roman" w:cs="Times New Roman" w:eastAsia="Times New Roman" w:hAnsi="Times New Roman"/>
+          <w:sz w:val="24"/>
+          <w:szCs w:val="24"/>
+        </w:rPr>
+        <w:t xml:space="preserve">Eventual estensão a </w:t>
+      </w:r>
+      <w:r>
+        <w:rPr>
+          <w:rFonts w:ascii="Times New Roman" w:cs="Times New Roman" w:eastAsia="Times New Roman" w:hAnsi="Times New Roman"/>
+          <w:b/>
+          <w:bCs/>
+          <w:sz w:val="24"/>
+          <w:szCs w:val="24"/>
+        </w:rPr>
+        <w:t xml:space="preserve">qualquer outra edição</w:t>
+      </w:r>
+      <w:r>
+        <w:rPr>
+          <w:rFonts w:ascii="Times New Roman" w:cs="Times New Roman" w:eastAsia="Times New Roman" w:hAnsi="Times New Roman"/>
+          <w:sz w:val="24"/>
+          <w:szCs w:val="24"/>
+        </w:rPr>
+        <w:t xml:space="preserve"> — incluindo, sem limitação, 2ª, 3ª ou demais ondas/edições da pesquisa anteriores ao mesmo 1º turno, pesquisas referentes ao eventual 2º turno das Eleições 2026, ou pesquisas em ciclos eleitorais futuros — dependerá de </w:t>
+      </w:r>
+      <w:r>
+        <w:rPr>
+          <w:rFonts w:ascii="Times New Roman" w:cs="Times New Roman" w:eastAsia="Times New Roman" w:hAnsi="Times New Roman"/>
+          <w:b/>
+          <w:bCs/>
+          <w:sz w:val="24"/>
+          <w:szCs w:val="24"/>
+        </w:rPr>
+        <w:t xml:space="preserve">manifestação expressa de ambas as partes</w:t>
+      </w:r>
+      <w:r>
+        <w:rPr>
+          <w:rFonts w:ascii="Times New Roman" w:cs="Times New Roman" w:eastAsia="Times New Roman" w:hAnsi="Times New Roman"/>
+          <w:sz w:val="24"/>
+          <w:szCs w:val="24"/>
+        </w:rPr>
+        <w:t xml:space="preserve">, formalizada por </w:t>
+      </w:r>
+      <w:r>
+        <w:rPr>
+          <w:rFonts w:ascii="Times New Roman" w:cs="Times New Roman" w:eastAsia="Times New Roman" w:hAnsi="Times New Roman"/>
+          <w:b/>
+          <w:bCs/>
+          <w:sz w:val="24"/>
+          <w:szCs w:val="24"/>
+        </w:rPr>
+        <w:t xml:space="preserve">termo aditivo escrito</w:t>
+      </w:r>
+      <w:r>
+        <w:rPr>
+          <w:rFonts w:ascii="Times New Roman" w:cs="Times New Roman" w:eastAsia="Times New Roman" w:hAnsi="Times New Roman"/>
+          <w:sz w:val="24"/>
+          <w:szCs w:val="24"/>
+        </w:rPr>
+        <w:t xml:space="preserve">, sem renovação automática.</w:t>
+      </w:r>
+    </w:p>
+    <w:p>
+      <w:pPr>
+        <w:spacing w:after="120" w:line="320"/>
+        <w:jc w:val="both"/>
+      </w:pPr>
+      <w:r>
+        <w:rPr>
+          <w:rFonts w:ascii="Times New Roman" w:cs="Times New Roman" w:eastAsia="Times New Roman" w:hAnsi="Times New Roman"/>
+          <w:sz w:val="24"/>
+          <w:szCs w:val="24"/>
+        </w:rPr>
+        <w:t xml:space="preserve">Em qualquer hipótese, este convênio não vigorará além de 31 de dezembro de 2026, salvo se prorrogado por termo aditivo na forma do parágrafo anterior.</w:t>
       </w:r>
     </w:p>
     <w:p>
@@ -1133,7 +1548,7 @@
           <w:sz w:val="24"/>
           <w:szCs w:val="24"/>
         </w:rPr>
-        <w:t xml:space="preserve">Cláusula 9ª — Rescisão</w:t>
+        <w:t xml:space="preserve">Cláusula 10ª — Rescisão</w:t>
       </w:r>
     </w:p>
     <w:p>
@@ -1219,7 +1634,7 @@
           <w:sz w:val="24"/>
           <w:szCs w:val="24"/>
         </w:rPr>
-        <w:t xml:space="preserve">imediatamente, sem necessidade de notificação prévia, em caso de violação do embargo (Cláusula 5ª) ou de uso da pesquisa como propaganda eleitoral (Cláusula 4ª, III);</w:t>
+        <w:t xml:space="preserve">imediatamente, sem necessidade de notificação prévia, em caso de violação do embargo (Cláusula 6ª) ou de uso da pesquisa como propaganda eleitoral (Cláusula 4ª, III);</w:t>
       </w:r>
     </w:p>
     <w:p>
@@ -1272,7 +1687,7 @@
           <w:sz w:val="24"/>
           <w:szCs w:val="24"/>
         </w:rPr>
-        <w:t xml:space="preserve">Cláusula 10ª — Comunicações</w:t>
+        <w:t xml:space="preserve">Cláusula 11ª — Comunicações</w:t>
       </w:r>
     </w:p>
     <w:p>
@@ -1349,7 +1764,7 @@
           <w:sz w:val="24"/>
           <w:szCs w:val="24"/>
         </w:rPr>
-        <w:t xml:space="preserve">Cláusula 11ª — Foro</w:t>
+        <w:t xml:space="preserve">Cláusula 12ª — Foro</w:t>
       </w:r>
     </w:p>
     <w:p>
@@ -1418,7 +1833,7 @@
           <w:sz w:val="24"/>
           <w:szCs w:val="24"/>
         </w:rPr>
-        <w:t xml:space="preserve">Aracaju, 26 de maio de 2026.</w:t>
+        <w:t xml:space="preserve">Aracaju, 1º de junho de 2026.</w:t>
       </w:r>
     </w:p>
     <w:p>
@@ -1841,7 +2256,7 @@
           <w:sz w:val="20"/>
           <w:szCs w:val="20"/>
         </w:rPr>
-        <w:t xml:space="preserve">Versão 1.0</w:t>
+        <w:t xml:space="preserve">Versão 1.4</w:t>
       </w:r>
     </w:p>
     <w:sectPr>
